--- a/原创（书下、征集）曲/MMJ/あなたの空が泣くのなら.docx
+++ b/原创（书下、征集）曲/MMJ/あなたの空が泣くのなら.docx
@@ -26,7 +26,7 @@
         <w:jc w:val="center"/>
         <w:textAlignment w:val="baseline"/>
         <w:rPr>
-          <w:rFonts w:hint="eastAsia" w:ascii="宋体" w:hAnsi="宋体" w:eastAsia="MS Mincho" w:cs="宋体"/>
+          <w:rFonts w:hint="eastAsia" w:ascii="MS Mincho" w:hAnsi="MS Mincho" w:eastAsia="MS Mincho" w:cs="MS Mincho"/>
           <w:strike w:val="0"/>
           <w:dstrike w:val="0"/>
           <w:color w:val="auto"/>
@@ -289,6 +289,108 @@
         </w:rPr>
         <w:t>　</w:t>
       </w:r>
+    </w:p>
+    <w:p>
+      <w:pPr>
+        <w:keepNext w:val="0"/>
+        <w:keepLines w:val="0"/>
+        <w:pageBreakBefore w:val="0"/>
+        <w:widowControl/>
+        <w:suppressLineNumbers w:val="0"/>
+        <w:tabs>
+          <w:tab w:val="left" w:pos="6983"/>
+        </w:tabs>
+        <w:kinsoku/>
+        <w:wordWrap/>
+        <w:overflowPunct/>
+        <w:topLinePunct w:val="0"/>
+        <w:autoSpaceDE/>
+        <w:autoSpaceDN/>
+        <w:bidi w:val="0"/>
+        <w:adjustRightInd/>
+        <w:snapToGrid/>
+        <w:spacing w:line="360" w:lineRule="auto"/>
+        <w:ind w:left="0" w:leftChars="0" w:right="0" w:rightChars="0" w:firstLine="0" w:firstLineChars="0"/>
+        <w:jc w:val="center"/>
+        <w:textAlignment w:val="baseline"/>
+        <w:rPr>
+          <w:rFonts w:hint="eastAsia" w:ascii="MS Mincho" w:hAnsi="MS Mincho" w:eastAsia="MS Mincho" w:cs="MS Mincho"/>
+          <w:strike w:val="0"/>
+          <w:dstrike w:val="0"/>
+          <w:color w:val="auto"/>
+          <w:kern w:val="0"/>
+          <w:sz w:val="32"/>
+          <w:szCs w:val="32"/>
+          <w:shd w:val="clear" w:color="auto" w:fill="auto"/>
+          <w:lang w:val="en-US" w:eastAsia="ja-JP" w:bidi="ar"/>
+        </w:rPr>
+      </w:pPr>
+      <w:bookmarkStart w:id="0" w:name="_GoBack"/>
+      <w:r>
+        <w:rPr>
+          <w:rFonts w:hint="eastAsia" w:ascii="宋体" w:hAnsi="宋体" w:eastAsia="宋体" w:cs="宋体"/>
+          <w:strike w:val="0"/>
+          <w:dstrike w:val="0"/>
+          <w:color w:val="auto"/>
+          <w:kern w:val="0"/>
+          <w:sz w:val="24"/>
+          <w:szCs w:val="24"/>
+          <w:shd w:val="clear" w:color="auto" w:fill="auto"/>
+          <w:lang w:val="en-US" w:eastAsia="ja-JP" w:bidi="ar"/>
+        </w:rPr>
+        <w:t>若你的天空潸然泪落</w:t>
+      </w:r>
+    </w:p>
+    <w:p>
+      <w:pPr>
+        <w:keepNext w:val="0"/>
+        <w:keepLines w:val="0"/>
+        <w:pageBreakBefore w:val="0"/>
+        <w:widowControl/>
+        <w:suppressLineNumbers w:val="0"/>
+        <w:tabs>
+          <w:tab w:val="left" w:pos="6983"/>
+        </w:tabs>
+        <w:kinsoku/>
+        <w:wordWrap/>
+        <w:overflowPunct/>
+        <w:topLinePunct w:val="0"/>
+        <w:autoSpaceDE/>
+        <w:autoSpaceDN/>
+        <w:bidi w:val="0"/>
+        <w:adjustRightInd/>
+        <w:snapToGrid/>
+        <w:spacing w:line="360" w:lineRule="auto"/>
+        <w:ind w:left="0" w:leftChars="0" w:right="0" w:rightChars="0" w:firstLine="0" w:firstLineChars="0"/>
+        <w:jc w:val="right"/>
+        <w:textAlignment w:val="baseline"/>
+        <w:rPr>
+          <w:rFonts w:hint="eastAsia" w:ascii="MS Mincho" w:hAnsi="MS Mincho" w:eastAsia="MS Mincho" w:cs="MS Mincho"/>
+          <w:strike w:val="0"/>
+          <w:dstrike w:val="0"/>
+          <w:color w:val="auto"/>
+          <w:kern w:val="0"/>
+          <w:sz w:val="32"/>
+          <w:szCs w:val="32"/>
+          <w:shd w:val="clear" w:color="auto" w:fill="auto"/>
+          <w:lang w:val="en-US" w:eastAsia="ja-JP" w:bidi="ar"/>
+        </w:rPr>
+      </w:pPr>
+      <w:r>
+        <w:rPr>
+          <w:rFonts w:hint="eastAsia" w:ascii="MS Mincho" w:hAnsi="MS Mincho" w:eastAsia="MS Mincho" w:cs="MS Mincho"/>
+          <w:strike w:val="0"/>
+          <w:dstrike w:val="0"/>
+          <w:color w:val="auto"/>
+          <w:kern w:val="0"/>
+          <w:sz w:val="18"/>
+          <w:szCs w:val="18"/>
+          <w:shd w:val="clear" w:color="auto" w:fill="auto"/>
+          <w:lang w:val="en-US" w:eastAsia="ja-JP" w:bidi="ar"/>
+        </w:rPr>
+        <w:t>ユジー</w:t>
+      </w:r>
+      <w:bookmarkEnd w:id="0"/>
     </w:p>
     <w:p>
       <w:pPr>
@@ -8413,8 +8515,6 @@
         </w:rPr>
         <w:t>なのです</w:t>
       </w:r>
-      <w:bookmarkStart w:id="0" w:name="_GoBack"/>
-      <w:bookmarkEnd w:id="0"/>
       <w:r>
         <w:rPr>
           <w:rFonts w:hint="eastAsia" w:ascii="MS Mincho" w:hAnsi="MS Mincho" w:eastAsia="MS Mincho" w:cs="MS Mincho"/>
